--- a/teacher-tools/activity-guides/7-7-activity-teacher.docx
+++ b/teacher-tools/activity-guides/7-7-activity-teacher.docx
@@ -46,7 +46,7 @@
           <w:sz w:val="20"/>
           <w:szCs w:val="20"/>
         </w:rPr>
-        <w:t xml:space="preserve">Lesson 7-7 — Equations and Inequalities Problem Solving  ·  6.EE.7</w:t>
+        <w:t xml:space="preserve">Lesson 7-7 — Equations and Inequalities Problem Solving  ·  6.AT.8</w:t>
       </w:r>
     </w:p>
     <w:p>
@@ -850,7 +850,7 @@
           <w:sz w:val="22"/>
           <w:szCs w:val="22"/>
         </w:rPr>
-        <w:t xml:space="preserve">3x × 3 ≤ 18 × 3</w:t>
+        <w:t xml:space="preserve">Divide only the left side by 3: 3x ÷ 3 ≤ 18</w:t>
       </w:r>
       <w:r>
         <w:rPr>
@@ -884,7 +884,7 @@
           <w:sz w:val="22"/>
           <w:szCs w:val="22"/>
         </w:rPr>
-        <w:t xml:space="preserve">9x ≤ 54, so x ≤ 54</w:t>
+        <w:t xml:space="preserve">x ≤ 18</w:t>
       </w:r>
     </w:p>
     <w:p>
@@ -907,7 +907,7 @@
           <w:sz w:val="22"/>
           <w:szCs w:val="22"/>
         </w:rPr>
-        <w:t xml:space="preserve">At most 54 bars fit.</w:t>
+        <w:t xml:space="preserve">At most 18 bars fit.</w:t>
       </w:r>
     </w:p>
     <w:p>
@@ -923,7 +923,7 @@
           <w:sz w:val="22"/>
           <w:szCs w:val="22"/>
         </w:rPr>
-        <w:t xml:space="preserve">Correct: To undo multiplying x by 3, you divide both sides by 3 (the inverse operation), not multiply. 3x ≤ 18 becomes 3x ÷ 3 ≤ 18 ÷ 3, which gives x ≤ 6. So at most 6 bars fit, not 54.</w:t>
+        <w:t xml:space="preserve">Correct: Whatever you do to one side of an inequality, you must do to the OTHER side too. Dividing only the left side by 3 breaks the balance. 3x ≤ 18 becomes 3x ÷ 3 ≤ 18 ÷ 3, which gives x ≤ 6. So at most 6 bars fit, not 18.</w:t>
       </w:r>
     </w:p>
     <w:p>
@@ -939,7 +939,7 @@
           <w:sz w:val="22"/>
           <w:szCs w:val="22"/>
         </w:rPr>
-        <w:t xml:space="preserve">Hint: The variable is multiplied by 3. What is the inverse operation that undoes multiplying by 3?</w:t>
+        <w:t xml:space="preserve">Hint: The left side was divided by 3, but was the right side divided by 3 too?</w:t>
       </w:r>
     </w:p>
     <w:p>
@@ -955,7 +955,7 @@
           <w:sz w:val="22"/>
           <w:szCs w:val="22"/>
         </w:rPr>
-        <w:t xml:space="preserve">Hint: Divide both sides by 3: 3x ÷ 3 ≤ 18 ÷ 3, so x ≤ 6.</w:t>
+        <w:t xml:space="preserve">Hint: Divide BOTH sides by 3: 3x ÷ 3 ≤ 18 ÷ 3, so x ≤ 6.</w:t>
       </w:r>
     </w:p>
     <w:sectPr>
